--- a/jazzx-design-studio/one-pagers/15-Refining-Prompts-Conditions-Document-Recognition.docx
+++ b/jazzx-design-studio/one-pagers/15-Refining-Prompts-Conditions-Document-Recognition.docx
@@ -1324,7 +1324,7 @@
         <w:pStyle w:val="ListParagraph"/>
         <w:numPr>
           <w:ilvl w:val="0"/>
-          <w:numId w:val="2"/>
+          <w:numId w:val="3"/>
         </w:numPr>
         <w:spacing w:after="80" w:line="276"/>
       </w:pPr>
@@ -1354,7 +1354,7 @@
         <w:pStyle w:val="ListParagraph"/>
         <w:numPr>
           <w:ilvl w:val="0"/>
-          <w:numId w:val="2"/>
+          <w:numId w:val="3"/>
         </w:numPr>
         <w:spacing w:after="80" w:line="276"/>
       </w:pPr>
@@ -1384,7 +1384,7 @@
         <w:pStyle w:val="ListParagraph"/>
         <w:numPr>
           <w:ilvl w:val="0"/>
-          <w:numId w:val="2"/>
+          <w:numId w:val="3"/>
         </w:numPr>
         <w:spacing w:after="80" w:line="276"/>
       </w:pPr>
@@ -1414,7 +1414,7 @@
         <w:pStyle w:val="ListParagraph"/>
         <w:numPr>
           <w:ilvl w:val="0"/>
-          <w:numId w:val="2"/>
+          <w:numId w:val="3"/>
         </w:numPr>
         <w:spacing w:after="80" w:line="276"/>
       </w:pPr>
@@ -1444,7 +1444,7 @@
         <w:pStyle w:val="ListParagraph"/>
         <w:numPr>
           <w:ilvl w:val="0"/>
-          <w:numId w:val="2"/>
+          <w:numId w:val="3"/>
         </w:numPr>
         <w:spacing w:after="80" w:line="276"/>
       </w:pPr>
@@ -1474,7 +1474,7 @@
         <w:pStyle w:val="ListParagraph"/>
         <w:numPr>
           <w:ilvl w:val="0"/>
-          <w:numId w:val="2"/>
+          <w:numId w:val="3"/>
         </w:numPr>
         <w:spacing w:after="80" w:line="276"/>
       </w:pPr>
@@ -1504,7 +1504,7 @@
         <w:pStyle w:val="ListParagraph"/>
         <w:numPr>
           <w:ilvl w:val="0"/>
-          <w:numId w:val="2"/>
+          <w:numId w:val="3"/>
         </w:numPr>
         <w:spacing w:after="80" w:line="276"/>
       </w:pPr>
@@ -1534,7 +1534,7 @@
         <w:pStyle w:val="ListParagraph"/>
         <w:numPr>
           <w:ilvl w:val="0"/>
-          <w:numId w:val="2"/>
+          <w:numId w:val="3"/>
         </w:numPr>
         <w:spacing w:after="80" w:line="276"/>
       </w:pPr>
@@ -1564,7 +1564,7 @@
         <w:pStyle w:val="ListParagraph"/>
         <w:numPr>
           <w:ilvl w:val="0"/>
-          <w:numId w:val="2"/>
+          <w:numId w:val="3"/>
         </w:numPr>
         <w:spacing w:after="80" w:line="276"/>
       </w:pPr>
@@ -2223,7 +2223,7 @@
         <w:pStyle w:val="ListParagraph"/>
         <w:numPr>
           <w:ilvl w:val="0"/>
-          <w:numId w:val="3"/>
+          <w:numId w:val="4"/>
         </w:numPr>
         <w:spacing w:after="80" w:line="276"/>
       </w:pPr>
@@ -2262,7 +2262,7 @@
         <w:pStyle w:val="ListParagraph"/>
         <w:numPr>
           <w:ilvl w:val="0"/>
-          <w:numId w:val="3"/>
+          <w:numId w:val="4"/>
         </w:numPr>
         <w:spacing w:after="80" w:line="276"/>
       </w:pPr>
@@ -2281,7 +2281,7 @@
         <w:pStyle w:val="ListParagraph"/>
         <w:numPr>
           <w:ilvl w:val="0"/>
-          <w:numId w:val="3"/>
+          <w:numId w:val="4"/>
         </w:numPr>
         <w:spacing w:after="80" w:line="276"/>
       </w:pPr>
@@ -2300,7 +2300,7 @@
         <w:pStyle w:val="ListParagraph"/>
         <w:numPr>
           <w:ilvl w:val="0"/>
-          <w:numId w:val="3"/>
+          <w:numId w:val="4"/>
         </w:numPr>
         <w:spacing w:after="80" w:line="276"/>
       </w:pPr>
@@ -2319,7 +2319,7 @@
         <w:pStyle w:val="ListParagraph"/>
         <w:numPr>
           <w:ilvl w:val="0"/>
-          <w:numId w:val="3"/>
+          <w:numId w:val="4"/>
         </w:numPr>
         <w:spacing w:after="80" w:line="276"/>
       </w:pPr>
@@ -2338,7 +2338,7 @@
         <w:pStyle w:val="ListParagraph"/>
         <w:numPr>
           <w:ilvl w:val="0"/>
-          <w:numId w:val="3"/>
+          <w:numId w:val="4"/>
         </w:numPr>
         <w:spacing w:after="80" w:line="276"/>
       </w:pPr>
@@ -4292,7 +4292,7 @@
         <w:pStyle w:val="ListParagraph"/>
         <w:numPr>
           <w:ilvl w:val="0"/>
-          <w:numId w:val="3"/>
+          <w:numId w:val="4"/>
         </w:numPr>
         <w:spacing w:after="80" w:line="276"/>
       </w:pPr>
@@ -4311,7 +4311,7 @@
         <w:pStyle w:val="ListParagraph"/>
         <w:numPr>
           <w:ilvl w:val="0"/>
-          <w:numId w:val="3"/>
+          <w:numId w:val="4"/>
         </w:numPr>
         <w:spacing w:after="80" w:line="276"/>
       </w:pPr>
@@ -4330,7 +4330,7 @@
         <w:pStyle w:val="ListParagraph"/>
         <w:numPr>
           <w:ilvl w:val="0"/>
-          <w:numId w:val="3"/>
+          <w:numId w:val="4"/>
         </w:numPr>
         <w:spacing w:after="80" w:line="276"/>
       </w:pPr>
@@ -4349,7 +4349,7 @@
         <w:pStyle w:val="ListParagraph"/>
         <w:numPr>
           <w:ilvl w:val="0"/>
-          <w:numId w:val="3"/>
+          <w:numId w:val="4"/>
         </w:numPr>
         <w:spacing w:after="80" w:line="276"/>
       </w:pPr>
@@ -4368,7 +4368,7 @@
         <w:pStyle w:val="ListParagraph"/>
         <w:numPr>
           <w:ilvl w:val="0"/>
-          <w:numId w:val="3"/>
+          <w:numId w:val="4"/>
         </w:numPr>
         <w:spacing w:after="80" w:line="276"/>
       </w:pPr>
@@ -5200,6 +5200,12 @@
     </w:lvlOverride>
   </w:num>
   <w:num w:numId="3">
+    <w:abstractNumId w:val="3"/>
+    <w:lvlOverride w:ilvl="0">
+      <w:startOverride w:val="1"/>
+    </w:lvlOverride>
+  </w:num>
+  <w:num w:numId="4">
     <w:abstractNumId w:val="2"/>
     <w:lvlOverride w:ilvl="0">
       <w:startOverride w:val="1"/>
